--- a/projects/valuepickr-open-screen/docs/Vintage Coffee.docx
+++ b/projects/valuepickr-open-screen/docs/Vintage Coffee.docx
@@ -353,6 +353,38 @@
           <w:szCs w:val="18"/>
         </w:rPr>
         <w:t xml:space="preserve">Every time a trusted user expresses clear conviction on this stock, most recent first — this section accumulates over time, it isn't a one-time snapshot.</w:t>
+      </w:r>
+    </w:p>
+    <w:p>
+      <w:pPr>
+        <w:spacing w:after="100"/>
+      </w:pPr>
+      <w:r>
+        <w:rPr>
+          <w:b/>
+          <w:bCs/>
+          <w:sz w:val="20"/>
+          <w:szCs w:val="20"/>
+        </w:rPr>
+        <w:t xml:space="preserve">2025-11-06 — Midhunjoe</w:t>
+      </w:r>
+      <w:r>
+        <w:rPr>
+          <w:i/>
+          <w:iCs/>
+          <w:color w:val="666666"/>
+          <w:sz w:val="18"/>
+          <w:szCs w:val="18"/>
+        </w:rPr>
+        <w:t xml:space="preserve"> (Midhun's Investment journey (own thread, elevated tier))</w:t>
+      </w:r>
+      <w:r>
+        <w:rPr>
+          <w:sz w:val="20"/>
+          <w:szCs w:val="20"/>
+        </w:rPr>
+        <w:br/>
+        <w:t xml:space="preserve">: post #64: capacity-expansion thesis (4500-&gt;6500-&gt;+4500 MT), consistent YoY growth, reasonable forward valuation; #66 tracks the concall (additional 4500 MT facility online by Mar 2026, contributing Q1 FY27). Not in his Sep-2026 sold list. recency_weight 0.25 at scoring time. elevated-tier -&gt; no floor.</w:t>
       </w:r>
     </w:p>
     <w:p>
